--- a/4-质量管理/运行记录类文件/040210-运维服务质量管理报告（截止2025年10月）.docx
+++ b/4-质量管理/运行记录类文件/040210-运维服务质量管理报告（截止2025年10月）.docx
@@ -355,7 +355,6 @@
               </w:rPr>
               <w:t>:</w:t>
             </w:r>
-            <w:bookmarkStart w:id="10" w:name="_GoBack"/>
             <w:r>
               <w:rPr>
                 <w:rFonts w:hint="eastAsia"/>
@@ -380,7 +379,6 @@
               </w:rPr>
               <w:t>振</w:t>
             </w:r>
-            <w:bookmarkEnd w:id="10"/>
           </w:p>
         </w:tc>
         <w:tc>
@@ -2327,8 +2325,10 @@
           <w:rFonts w:hint="eastAsia"/>
           <w:lang w:val="en-US" w:eastAsia="zh-CN"/>
         </w:rPr>
-        <w:t>针对内部审核发现的不符合项，有计划性的进行培训。针对客户提出的改进意见积极归纳总结。</w:t>
-      </w:r>
+        <w:t>针对内部审核发现的不符合项，有计划性的进行培训；针对客户提出的改进意见积极归纳总结；针对最终软件库指标不合格情况，平台运维组加强《最终软件库管理制度》培训，管控部加强跟踪。</w:t>
+      </w:r>
+      <w:bookmarkStart w:id="10" w:name="_GoBack"/>
+      <w:bookmarkEnd w:id="10"/>
     </w:p>
     <w:sectPr>
       <w:headerReference r:id="rId5" w:type="default"/>

--- a/4-质量管理/运行记录类文件/040210-运维服务质量管理报告（截止2025年10月）.docx
+++ b/4-质量管理/运行记录类文件/040210-运维服务质量管理报告（截止2025年10月）.docx
@@ -125,8 +125,8 @@
         <w:pStyle w:val="24"/>
         <w:bidi w:val="0"/>
       </w:pPr>
-      <w:bookmarkStart w:id="0" w:name="_Toc25363"/>
-      <w:bookmarkStart w:id="1" w:name="_Toc5738"/>
+      <w:bookmarkStart w:id="0" w:name="_Toc5738"/>
+      <w:bookmarkStart w:id="1" w:name="_Toc31492"/>
       <w:r>
         <w:rPr>
           <w:rFonts w:hint="eastAsia"/>
@@ -147,7 +147,7 @@
         </w:rPr>
       </w:pPr>
       <w:bookmarkStart w:id="2" w:name="_Toc27593"/>
-      <w:bookmarkStart w:id="3" w:name="_Toc3070"/>
+      <w:bookmarkStart w:id="3" w:name="_Toc9582"/>
       <w:r>
         <w:rPr>
           <w:rFonts w:hint="eastAsia"/>
@@ -1450,7 +1450,7 @@
             <w:fldChar w:fldCharType="begin"/>
           </w:r>
           <w:r>
-            <w:instrText xml:space="preserve"> HYPERLINK \l _Toc25363 </w:instrText>
+            <w:instrText xml:space="preserve"> HYPERLINK \l _Toc31492 </w:instrText>
           </w:r>
           <w:r>
             <w:fldChar w:fldCharType="separate"/>
@@ -1469,7 +1469,7 @@
             <w:fldChar w:fldCharType="begin"/>
           </w:r>
           <w:r>
-            <w:instrText xml:space="preserve"> PAGEREF _Toc25363 \h </w:instrText>
+            <w:instrText xml:space="preserve"> PAGEREF _Toc31492 \h </w:instrText>
           </w:r>
           <w:r>
             <w:fldChar w:fldCharType="separate"/>
@@ -1495,7 +1495,7 @@
             <w:fldChar w:fldCharType="begin"/>
           </w:r>
           <w:r>
-            <w:instrText xml:space="preserve"> HYPERLINK \l _Toc3070 </w:instrText>
+            <w:instrText xml:space="preserve"> HYPERLINK \l _Toc9582 </w:instrText>
           </w:r>
           <w:r>
             <w:fldChar w:fldCharType="separate"/>
@@ -1514,7 +1514,7 @@
             <w:fldChar w:fldCharType="begin"/>
           </w:r>
           <w:r>
-            <w:instrText xml:space="preserve"> PAGEREF _Toc3070 \h </w:instrText>
+            <w:instrText xml:space="preserve"> PAGEREF _Toc9582 \h </w:instrText>
           </w:r>
           <w:r>
             <w:fldChar w:fldCharType="separate"/>
@@ -1540,7 +1540,7 @@
             <w:fldChar w:fldCharType="begin"/>
           </w:r>
           <w:r>
-            <w:instrText xml:space="preserve"> HYPERLINK \l _Toc15102 </w:instrText>
+            <w:instrText xml:space="preserve"> HYPERLINK \l _Toc27221 </w:instrText>
           </w:r>
           <w:r>
             <w:fldChar w:fldCharType="separate"/>
@@ -1565,7 +1565,7 @@
             <w:fldChar w:fldCharType="begin"/>
           </w:r>
           <w:r>
-            <w:instrText xml:space="preserve"> PAGEREF _Toc15102 \h </w:instrText>
+            <w:instrText xml:space="preserve"> PAGEREF _Toc27221 \h </w:instrText>
           </w:r>
           <w:r>
             <w:fldChar w:fldCharType="separate"/>
@@ -1591,7 +1591,7 @@
             <w:fldChar w:fldCharType="begin"/>
           </w:r>
           <w:r>
-            <w:instrText xml:space="preserve"> HYPERLINK \l _Toc7502 </w:instrText>
+            <w:instrText xml:space="preserve"> HYPERLINK \l _Toc15711 </w:instrText>
           </w:r>
           <w:r>
             <w:fldChar w:fldCharType="separate"/>
@@ -1619,7 +1619,7 @@
             <w:fldChar w:fldCharType="begin"/>
           </w:r>
           <w:r>
-            <w:instrText xml:space="preserve"> PAGEREF _Toc7502 \h </w:instrText>
+            <w:instrText xml:space="preserve"> PAGEREF _Toc15711 \h </w:instrText>
           </w:r>
           <w:r>
             <w:fldChar w:fldCharType="separate"/>
@@ -1645,7 +1645,7 @@
             <w:fldChar w:fldCharType="begin"/>
           </w:r>
           <w:r>
-            <w:instrText xml:space="preserve"> HYPERLINK \l _Toc9242 </w:instrText>
+            <w:instrText xml:space="preserve"> HYPERLINK \l _Toc21620 </w:instrText>
           </w:r>
           <w:r>
             <w:fldChar w:fldCharType="separate"/>
@@ -1676,7 +1676,7 @@
             <w:fldChar w:fldCharType="begin"/>
           </w:r>
           <w:r>
-            <w:instrText xml:space="preserve"> PAGEREF _Toc9242 \h </w:instrText>
+            <w:instrText xml:space="preserve"> PAGEREF _Toc21620 \h </w:instrText>
           </w:r>
           <w:r>
             <w:fldChar w:fldCharType="separate"/>
@@ -1702,7 +1702,7 @@
             <w:fldChar w:fldCharType="begin"/>
           </w:r>
           <w:r>
-            <w:instrText xml:space="preserve"> HYPERLINK \l _Toc21375 </w:instrText>
+            <w:instrText xml:space="preserve"> HYPERLINK \l _Toc15944 </w:instrText>
           </w:r>
           <w:r>
             <w:fldChar w:fldCharType="separate"/>
@@ -1724,7 +1724,7 @@
             <w:fldChar w:fldCharType="begin"/>
           </w:r>
           <w:r>
-            <w:instrText xml:space="preserve"> PAGEREF _Toc21375 \h </w:instrText>
+            <w:instrText xml:space="preserve"> PAGEREF _Toc15944 \h </w:instrText>
           </w:r>
           <w:r>
             <w:fldChar w:fldCharType="separate"/>
@@ -1750,7 +1750,7 @@
             <w:fldChar w:fldCharType="begin"/>
           </w:r>
           <w:r>
-            <w:instrText xml:space="preserve"> HYPERLINK \l _Toc20710 </w:instrText>
+            <w:instrText xml:space="preserve"> HYPERLINK \l _Toc5251 </w:instrText>
           </w:r>
           <w:r>
             <w:fldChar w:fldCharType="separate"/>
@@ -1776,7 +1776,7 @@
             <w:fldChar w:fldCharType="begin"/>
           </w:r>
           <w:r>
-            <w:instrText xml:space="preserve"> PAGEREF _Toc20710 \h </w:instrText>
+            <w:instrText xml:space="preserve"> PAGEREF _Toc5251 \h </w:instrText>
           </w:r>
           <w:r>
             <w:fldChar w:fldCharType="separate"/>
@@ -1810,6 +1810,7 @@
         <w:bidi w:val="0"/>
       </w:pPr>
       <w:bookmarkStart w:id="4" w:name="_Toc15082"/>
+      <w:bookmarkStart w:id="5" w:name="_Toc27221"/>
       <w:r>
         <w:rPr>
           <w:rFonts w:hint="eastAsia"/>
@@ -1818,13 +1819,14 @@
         <w:t>运维服务质量管理报告</w:t>
       </w:r>
       <w:bookmarkEnd w:id="4"/>
+      <w:bookmarkEnd w:id="5"/>
     </w:p>
     <w:p>
       <w:pPr>
         <w:pStyle w:val="30"/>
         <w:bidi w:val="0"/>
       </w:pPr>
-      <w:bookmarkStart w:id="5" w:name="_Toc7502"/>
+      <w:bookmarkStart w:id="6" w:name="_Toc15711"/>
       <w:r>
         <w:t>运维服务能力体系</w:t>
       </w:r>
@@ -1835,7 +1837,7 @@
         </w:rPr>
         <w:t>内部审核</w:t>
       </w:r>
-      <w:bookmarkEnd w:id="5"/>
+      <w:bookmarkEnd w:id="6"/>
     </w:p>
     <w:p>
       <w:pPr>
@@ -2071,9 +2073,9 @@
         <w:pStyle w:val="30"/>
         <w:bidi w:val="0"/>
       </w:pPr>
-      <w:bookmarkStart w:id="6" w:name="bookmark1"/>
-      <w:bookmarkEnd w:id="6"/>
-      <w:bookmarkStart w:id="7" w:name="_Toc9242"/>
+      <w:bookmarkStart w:id="7" w:name="bookmark1"/>
+      <w:bookmarkEnd w:id="7"/>
+      <w:bookmarkStart w:id="8" w:name="_Toc21620"/>
       <w:r>
         <w:t>运维服务能力管理体系</w:t>
       </w:r>
@@ -2087,7 +2089,7 @@
       <w:r>
         <w:t>评审</w:t>
       </w:r>
-      <w:bookmarkEnd w:id="7"/>
+      <w:bookmarkEnd w:id="8"/>
     </w:p>
     <w:p>
       <w:pPr>
@@ -2268,16 +2270,20 @@
           <w:lang w:val="en-US" w:eastAsia="zh-CN"/>
         </w:rPr>
       </w:pPr>
-      <w:bookmarkStart w:id="8" w:name="_Toc21375"/>
+      <w:bookmarkStart w:id="9" w:name="_Toc15944"/>
       <w:r>
         <w:t>客户满意度调查与分析</w:t>
       </w:r>
-      <w:bookmarkEnd w:id="8"/>
+      <w:bookmarkEnd w:id="9"/>
     </w:p>
     <w:p>
       <w:pPr>
         <w:pStyle w:val="29"/>
         <w:bidi w:val="0"/>
+        <w:rPr>
+          <w:rFonts w:hint="default" w:eastAsia="宋体"/>
+          <w:lang w:val="en-US" w:eastAsia="zh-CN"/>
+        </w:rPr>
       </w:pPr>
       <w:r>
         <w:t>根据统计，客户均对本公司的整体形象评价为非常满意程度；我公司本次客户满意度为 97.</w:t>
@@ -2292,6 +2298,29 @@
       <w:r>
         <w:t>分，达到公司制定的客户满意度≥95.5分的目标值。</w:t>
       </w:r>
+      <w:r>
+        <w:rPr>
+          <w:rFonts w:hint="eastAsia"/>
+          <w:lang w:val="en-US" w:eastAsia="zh-CN"/>
+        </w:rPr>
+        <w:t>但是在问卷总结过程中发现“</w:t>
+      </w:r>
+      <w:r>
+        <w:rPr>
+          <w:rFonts w:hint="default"/>
+          <w:lang w:val="en-US" w:eastAsia="zh-CN"/>
+        </w:rPr>
+        <w:t>问题解决回复及时率</w:t>
+      </w:r>
+      <w:r>
+        <w:rPr>
+          <w:rFonts w:hint="eastAsia"/>
+          <w:lang w:val="en-US" w:eastAsia="zh-CN"/>
+        </w:rPr>
+        <w:t>”得分较低，下一阶段要积极进行整改。</w:t>
+      </w:r>
+      <w:bookmarkStart w:id="12" w:name="_GoBack"/>
+      <w:bookmarkEnd w:id="12"/>
     </w:p>
     <w:p>
       <w:pPr>
@@ -2302,7 +2331,8 @@
           <w:lang w:val="en-US" w:eastAsia="zh-CN"/>
         </w:rPr>
       </w:pPr>
-      <w:bookmarkStart w:id="9" w:name="_Toc20709"/>
+      <w:bookmarkStart w:id="10" w:name="_Toc20709"/>
+      <w:bookmarkStart w:id="11" w:name="_Toc5251"/>
       <w:r>
         <w:rPr>
           <w:rFonts w:hint="eastAsia"/>
@@ -2310,25 +2340,40 @@
         </w:rPr>
         <w:t>服务质量改进</w:t>
       </w:r>
-      <w:bookmarkEnd w:id="9"/>
+      <w:bookmarkEnd w:id="10"/>
+      <w:bookmarkEnd w:id="11"/>
     </w:p>
     <w:p>
       <w:pPr>
         <w:pStyle w:val="29"/>
         <w:rPr>
+          <w:rFonts w:hint="eastAsia"/>
+          <w:lang w:val="en-US" w:eastAsia="zh-CN"/>
+        </w:rPr>
+      </w:pPr>
+      <w:r>
+        <w:rPr>
+          <w:rFonts w:hint="eastAsia"/>
+          <w:lang w:val="en-US" w:eastAsia="zh-CN"/>
+        </w:rPr>
+        <w:t>针对内部审核发现的不符合项，有计划性的进行培训；针对客户提出的改进意见积极归纳总结；针对最终软件库指标不合格情况，平台运维组加强《最终软件库管理制度》培训，管控部加强跟踪。</w:t>
+      </w:r>
+    </w:p>
+    <w:p>
+      <w:pPr>
+        <w:pStyle w:val="29"/>
+        <w:rPr>
           <w:rFonts w:hint="default"/>
           <w:lang w:val="en-US" w:eastAsia="zh-CN"/>
         </w:rPr>
       </w:pPr>
       <w:r>
         <w:rPr>
-          <w:rFonts w:hint="eastAsia"/>
+          <w:rFonts w:hint="default"/>
           <w:lang w:val="en-US" w:eastAsia="zh-CN"/>
         </w:rPr>
-        <w:t>针对内部审核发现的不符合项，有计划性的进行培训；针对客户提出的改进意见积极归纳总结；针对最终软件库指标不合格情况，平台运维组加强《最终软件库管理制度》培训，管控部加强跟踪。</w:t>
-      </w:r>
-      <w:bookmarkStart w:id="10" w:name="_GoBack"/>
-      <w:bookmarkEnd w:id="10"/>
+        <w:t>针对客户反馈的“问题解决回复及时率”较低问题，下一阶段平台运维组将重点从两方面改进：一是强化专项培训，提升团队的流程响应、沟通与时效管理能力；二是加强过程管控，通过全程跟踪、明确责任时限、优化协同反馈机制，实现闭环管理，从而切实提升响应效率与客户满意度。</w:t>
+      </w:r>
     </w:p>
     <w:sectPr>
       <w:headerReference r:id="rId5" w:type="default"/>
